--- a/Наладчик контрольно-измерительных приборов и автоматики/повышение квалификации 14919 Наладчик контрольно-измерительных приборов и автоматики/Лекции ОП.04. Электротехника и основы электроники.docx
+++ b/Наладчик контрольно-измерительных приборов и автоматики/повышение квалификации 14919 Наладчик контрольно-измерительных приборов и автоматики/Лекции ОП.04. Электротехника и основы электроники.docx
@@ -252,6 +252,795 @@
           <w:sz w:val="28"/>
         </w:rPr>
         <w:t>В трёхфазных цепях активная мощность определяется по формуле P = √3·Uл·Iл·cosφ. Для измерения мощности в трёхфазных цепях применяются двухэлементные или трёхэлементные ваттметры. Наладчик КИПиА настраивает преобразователи активной и реактивной мощности, проверяет схему подключения измерительных трансформаторов и калибрует каналы измерения мощности в ПЛК и SCADA-системах.</w:t>
+      </w:r>
+    </w:p>
+    <w:p/>
+    <w:tbl>
+      <w:tblPr>
+        <w:tblStyle w:val="TableGrid"/>
+        <w:tblW w:type="auto" w:w="0"/>
+        <w:jc w:val="center"/>
+        <w:tblLook w:firstColumn="1" w:firstRow="1" w:lastColumn="0" w:lastRow="0" w:noHBand="0" w:noVBand="1" w:val="04A0"/>
+      </w:tblPr>
+      <w:tblGrid>
+        <w:gridCol w:w="2339"/>
+        <w:gridCol w:w="2339"/>
+        <w:gridCol w:w="2339"/>
+        <w:gridCol w:w="2339"/>
+      </w:tblGrid>
+      <w:tr>
+        <w:tc>
+          <w:tcPr>
+            <w:tcW w:type="dxa" w:w="2339"/>
+          </w:tcPr>
+          <w:p>
+            <w:pPr>
+              <w:jc w:val="center"/>
+            </w:pPr>
+            <w:r>
+              <w:rPr>
+                <w:b/>
+                <w:sz w:val="18"/>
+              </w:rPr>
+              <w:t>Компонент</w:t>
+            </w:r>
+          </w:p>
+        </w:tc>
+        <w:tc>
+          <w:tcPr>
+            <w:tcW w:type="dxa" w:w="2339"/>
+          </w:tcPr>
+          <w:p>
+            <w:pPr>
+              <w:jc w:val="center"/>
+            </w:pPr>
+            <w:r>
+              <w:rPr>
+                <w:b/>
+                <w:sz w:val="18"/>
+              </w:rPr>
+              <w:t>Параметр</w:t>
+            </w:r>
+          </w:p>
+        </w:tc>
+        <w:tc>
+          <w:tcPr>
+            <w:tcW w:type="dxa" w:w="2339"/>
+          </w:tcPr>
+          <w:p>
+            <w:pPr>
+              <w:jc w:val="center"/>
+            </w:pPr>
+            <w:r>
+              <w:rPr>
+                <w:b/>
+                <w:sz w:val="18"/>
+              </w:rPr>
+              <w:t>Типовое значение</w:t>
+            </w:r>
+          </w:p>
+        </w:tc>
+        <w:tc>
+          <w:tcPr>
+            <w:tcW w:type="dxa" w:w="2339"/>
+          </w:tcPr>
+          <w:p>
+            <w:pPr>
+              <w:jc w:val="center"/>
+            </w:pPr>
+            <w:r>
+              <w:rPr>
+                <w:b/>
+                <w:sz w:val="18"/>
+              </w:rPr>
+              <w:t>Метод проверки</w:t>
+            </w:r>
+          </w:p>
+        </w:tc>
+      </w:tr>
+      <w:tr>
+        <w:tc>
+          <w:tcPr>
+            <w:tcW w:type="dxa" w:w="2339"/>
+          </w:tcPr>
+          <w:p>
+            <w:r>
+              <w:rPr>
+                <w:sz w:val="18"/>
+              </w:rPr>
+              <w:t>Операционный усилитель</w:t>
+            </w:r>
+          </w:p>
+        </w:tc>
+        <w:tc>
+          <w:tcPr>
+            <w:tcW w:type="dxa" w:w="2339"/>
+          </w:tcPr>
+          <w:p>
+            <w:r>
+              <w:rPr>
+                <w:sz w:val="18"/>
+              </w:rPr>
+              <w:t>Напряжение смещения</w:t>
+            </w:r>
+          </w:p>
+        </w:tc>
+        <w:tc>
+          <w:tcPr>
+            <w:tcW w:type="dxa" w:w="2339"/>
+          </w:tcPr>
+          <w:p>
+            <w:r>
+              <w:rPr>
+                <w:sz w:val="18"/>
+              </w:rPr>
+              <w:t>±1—5 мВ</w:t>
+            </w:r>
+          </w:p>
+        </w:tc>
+        <w:tc>
+          <w:tcPr>
+            <w:tcW w:type="dxa" w:w="2339"/>
+          </w:tcPr>
+          <w:p>
+            <w:r>
+              <w:rPr>
+                <w:sz w:val="18"/>
+              </w:rPr>
+              <w:t>Измерение на выходе при Uвх=0</w:t>
+            </w:r>
+          </w:p>
+        </w:tc>
+      </w:tr>
+      <w:tr>
+        <w:tc>
+          <w:tcPr>
+            <w:tcW w:type="dxa" w:w="2339"/>
+          </w:tcPr>
+          <w:p>
+            <w:r>
+              <w:rPr>
+                <w:sz w:val="18"/>
+              </w:rPr>
+              <w:t>Стабилитрон</w:t>
+            </w:r>
+          </w:p>
+        </w:tc>
+        <w:tc>
+          <w:tcPr>
+            <w:tcW w:type="dxa" w:w="2339"/>
+          </w:tcPr>
+          <w:p>
+            <w:r>
+              <w:rPr>
+                <w:sz w:val="18"/>
+              </w:rPr>
+              <w:t>Напряжение стабилизации</w:t>
+            </w:r>
+          </w:p>
+        </w:tc>
+        <w:tc>
+          <w:tcPr>
+            <w:tcW w:type="dxa" w:w="2339"/>
+          </w:tcPr>
+          <w:p>
+            <w:r>
+              <w:rPr>
+                <w:sz w:val="18"/>
+              </w:rPr>
+              <w:t>3,3—75 В</w:t>
+            </w:r>
+          </w:p>
+        </w:tc>
+        <w:tc>
+          <w:tcPr>
+            <w:tcW w:type="dxa" w:w="2339"/>
+          </w:tcPr>
+          <w:p>
+            <w:r>
+              <w:rPr>
+                <w:sz w:val="18"/>
+              </w:rPr>
+              <w:t>Измерение при Iстаб</w:t>
+            </w:r>
+          </w:p>
+        </w:tc>
+      </w:tr>
+      <w:tr>
+        <w:tc>
+          <w:tcPr>
+            <w:tcW w:type="dxa" w:w="2339"/>
+          </w:tcPr>
+          <w:p>
+            <w:r>
+              <w:rPr>
+                <w:sz w:val="18"/>
+              </w:rPr>
+              <w:t>Транзистор биполярный</w:t>
+            </w:r>
+          </w:p>
+        </w:tc>
+        <w:tc>
+          <w:tcPr>
+            <w:tcW w:type="dxa" w:w="2339"/>
+          </w:tcPr>
+          <w:p>
+            <w:r>
+              <w:rPr>
+                <w:sz w:val="18"/>
+              </w:rPr>
+              <w:t>Коэффициент h21э</w:t>
+            </w:r>
+          </w:p>
+        </w:tc>
+        <w:tc>
+          <w:tcPr>
+            <w:tcW w:type="dxa" w:w="2339"/>
+          </w:tcPr>
+          <w:p>
+            <w:r>
+              <w:rPr>
+                <w:sz w:val="18"/>
+              </w:rPr>
+              <w:t>50—800</w:t>
+            </w:r>
+          </w:p>
+        </w:tc>
+        <w:tc>
+          <w:tcPr>
+            <w:tcW w:type="dxa" w:w="2339"/>
+          </w:tcPr>
+          <w:p>
+            <w:r>
+              <w:rPr>
+                <w:sz w:val="18"/>
+              </w:rPr>
+              <w:t>Измеритель параметров Т</w:t>
+            </w:r>
+          </w:p>
+        </w:tc>
+      </w:tr>
+      <w:tr>
+        <w:tc>
+          <w:tcPr>
+            <w:tcW w:type="dxa" w:w="2339"/>
+          </w:tcPr>
+          <w:p>
+            <w:r>
+              <w:rPr>
+                <w:sz w:val="18"/>
+              </w:rPr>
+              <w:t>Тиристор</w:t>
+            </w:r>
+          </w:p>
+        </w:tc>
+        <w:tc>
+          <w:tcPr>
+            <w:tcW w:type="dxa" w:w="2339"/>
+          </w:tcPr>
+          <w:p>
+            <w:r>
+              <w:rPr>
+                <w:sz w:val="18"/>
+              </w:rPr>
+              <w:t>Ток удержания</w:t>
+            </w:r>
+          </w:p>
+        </w:tc>
+        <w:tc>
+          <w:tcPr>
+            <w:tcW w:type="dxa" w:w="2339"/>
+          </w:tcPr>
+          <w:p>
+            <w:r>
+              <w:rPr>
+                <w:sz w:val="18"/>
+              </w:rPr>
+              <w:t>5—200 мА</w:t>
+            </w:r>
+          </w:p>
+        </w:tc>
+        <w:tc>
+          <w:tcPr>
+            <w:tcW w:type="dxa" w:w="2339"/>
+          </w:tcPr>
+          <w:p>
+            <w:r>
+              <w:rPr>
+                <w:sz w:val="18"/>
+              </w:rPr>
+              <w:t>Проверка отпирания/запирания</w:t>
+            </w:r>
+          </w:p>
+        </w:tc>
+      </w:tr>
+      <w:tr>
+        <w:tc>
+          <w:tcPr>
+            <w:tcW w:type="dxa" w:w="2339"/>
+          </w:tcPr>
+          <w:p>
+            <w:r>
+              <w:rPr>
+                <w:sz w:val="18"/>
+              </w:rPr>
+              <w:t>Конденсатор электролитический</w:t>
+            </w:r>
+          </w:p>
+        </w:tc>
+        <w:tc>
+          <w:tcPr>
+            <w:tcW w:type="dxa" w:w="2339"/>
+          </w:tcPr>
+          <w:p>
+            <w:r>
+              <w:rPr>
+                <w:sz w:val="18"/>
+              </w:rPr>
+              <w:t>Ёмкость и ESR</w:t>
+            </w:r>
+          </w:p>
+        </w:tc>
+        <w:tc>
+          <w:tcPr>
+            <w:tcW w:type="dxa" w:w="2339"/>
+          </w:tcPr>
+          <w:p>
+            <w:r>
+              <w:rPr>
+                <w:sz w:val="18"/>
+              </w:rPr>
+              <w:t>1—10000 мкФ</w:t>
+            </w:r>
+          </w:p>
+        </w:tc>
+        <w:tc>
+          <w:tcPr>
+            <w:tcW w:type="dxa" w:w="2339"/>
+          </w:tcPr>
+          <w:p>
+            <w:r>
+              <w:rPr>
+                <w:sz w:val="18"/>
+              </w:rPr>
+              <w:t>ESR-метр</w:t>
+            </w:r>
+          </w:p>
+        </w:tc>
+      </w:tr>
+    </w:tbl>
+    <w:p>
+      <w:pPr>
+        <w:jc w:val="center"/>
+      </w:pPr>
+      <w:r>
+        <w:rPr>
+          <w:b/>
+          <w:i w:val="0"/>
+          <w:sz w:val="20"/>
+        </w:rPr>
+        <w:t>Таблица 2. Параметры электронных компонентов КИПиА</w:t>
+      </w:r>
+    </w:p>
+    <w:p/>
+    <w:tbl>
+      <w:tblPr>
+        <w:tblStyle w:val="TableGrid"/>
+        <w:tblW w:type="auto" w:w="0"/>
+        <w:jc w:val="center"/>
+        <w:tblLook w:firstColumn="1" w:firstRow="1" w:lastColumn="0" w:lastRow="0" w:noHBand="0" w:noVBand="1" w:val="04A0"/>
+      </w:tblPr>
+      <w:tblGrid>
+        <w:gridCol w:w="2339"/>
+        <w:gridCol w:w="2339"/>
+        <w:gridCol w:w="2339"/>
+        <w:gridCol w:w="2339"/>
+      </w:tblGrid>
+      <w:tr>
+        <w:tc>
+          <w:tcPr>
+            <w:tcW w:type="dxa" w:w="2339"/>
+          </w:tcPr>
+          <w:p>
+            <w:pPr>
+              <w:jc w:val="center"/>
+            </w:pPr>
+            <w:r>
+              <w:rPr>
+                <w:b/>
+                <w:sz w:val="18"/>
+              </w:rPr>
+              <w:t>Закон</w:t>
+            </w:r>
+          </w:p>
+        </w:tc>
+        <w:tc>
+          <w:tcPr>
+            <w:tcW w:type="dxa" w:w="2339"/>
+          </w:tcPr>
+          <w:p>
+            <w:pPr>
+              <w:jc w:val="center"/>
+            </w:pPr>
+            <w:r>
+              <w:rPr>
+                <w:b/>
+                <w:sz w:val="18"/>
+              </w:rPr>
+              <w:t>Формула</w:t>
+            </w:r>
+          </w:p>
+        </w:tc>
+        <w:tc>
+          <w:tcPr>
+            <w:tcW w:type="dxa" w:w="2339"/>
+          </w:tcPr>
+          <w:p>
+            <w:pPr>
+              <w:jc w:val="center"/>
+            </w:pPr>
+            <w:r>
+              <w:rPr>
+                <w:b/>
+                <w:sz w:val="18"/>
+              </w:rPr>
+              <w:t>Применение при наладке</w:t>
+            </w:r>
+          </w:p>
+        </w:tc>
+        <w:tc>
+          <w:tcPr>
+            <w:tcW w:type="dxa" w:w="2339"/>
+          </w:tcPr>
+          <w:p>
+            <w:pPr>
+              <w:jc w:val="center"/>
+            </w:pPr>
+            <w:r>
+              <w:rPr>
+                <w:b/>
+                <w:sz w:val="18"/>
+              </w:rPr>
+              <w:t>Пример</w:t>
+            </w:r>
+          </w:p>
+        </w:tc>
+      </w:tr>
+      <w:tr>
+        <w:tc>
+          <w:tcPr>
+            <w:tcW w:type="dxa" w:w="2339"/>
+          </w:tcPr>
+          <w:p>
+            <w:r>
+              <w:rPr>
+                <w:sz w:val="18"/>
+              </w:rPr>
+              <w:t>Закон Ома</w:t>
+            </w:r>
+          </w:p>
+        </w:tc>
+        <w:tc>
+          <w:tcPr>
+            <w:tcW w:type="dxa" w:w="2339"/>
+          </w:tcPr>
+          <w:p>
+            <w:r>
+              <w:rPr>
+                <w:sz w:val="18"/>
+              </w:rPr>
+              <w:t>I = U/R</w:t>
+            </w:r>
+          </w:p>
+        </w:tc>
+        <w:tc>
+          <w:tcPr>
+            <w:tcW w:type="dxa" w:w="2339"/>
+          </w:tcPr>
+          <w:p>
+            <w:r>
+              <w:rPr>
+                <w:sz w:val="18"/>
+              </w:rPr>
+              <w:t>Расчёт тока в цепях КИПиА</w:t>
+            </w:r>
+          </w:p>
+        </w:tc>
+        <w:tc>
+          <w:tcPr>
+            <w:tcW w:type="dxa" w:w="2339"/>
+          </w:tcPr>
+          <w:p>
+            <w:r>
+              <w:rPr>
+                <w:sz w:val="18"/>
+              </w:rPr>
+              <w:t>Цепь 24 В, R=120 Ом → I=200 мА</w:t>
+            </w:r>
+          </w:p>
+        </w:tc>
+      </w:tr>
+      <w:tr>
+        <w:tc>
+          <w:tcPr>
+            <w:tcW w:type="dxa" w:w="2339"/>
+          </w:tcPr>
+          <w:p>
+            <w:r>
+              <w:rPr>
+                <w:sz w:val="18"/>
+              </w:rPr>
+              <w:t>Закон Кирхгофа (1-й)</w:t>
+            </w:r>
+          </w:p>
+        </w:tc>
+        <w:tc>
+          <w:tcPr>
+            <w:tcW w:type="dxa" w:w="2339"/>
+          </w:tcPr>
+          <w:p>
+            <w:r>
+              <w:rPr>
+                <w:sz w:val="18"/>
+              </w:rPr>
+              <w:t>ΣI = 0</w:t>
+            </w:r>
+          </w:p>
+        </w:tc>
+        <w:tc>
+          <w:tcPr>
+            <w:tcW w:type="dxa" w:w="2339"/>
+          </w:tcPr>
+          <w:p>
+            <w:r>
+              <w:rPr>
+                <w:sz w:val="18"/>
+              </w:rPr>
+              <w:t>Проверка узловых соединений</w:t>
+            </w:r>
+          </w:p>
+        </w:tc>
+        <w:tc>
+          <w:tcPr>
+            <w:tcW w:type="dxa" w:w="2339"/>
+          </w:tcPr>
+          <w:p>
+            <w:r>
+              <w:rPr>
+                <w:sz w:val="18"/>
+              </w:rPr>
+              <w:t>Ток в узле подключения датчика</w:t>
+            </w:r>
+          </w:p>
+        </w:tc>
+      </w:tr>
+      <w:tr>
+        <w:tc>
+          <w:tcPr>
+            <w:tcW w:type="dxa" w:w="2339"/>
+          </w:tcPr>
+          <w:p>
+            <w:r>
+              <w:rPr>
+                <w:sz w:val="18"/>
+              </w:rPr>
+              <w:t>Закон Кирхгофа (2-й)</w:t>
+            </w:r>
+          </w:p>
+        </w:tc>
+        <w:tc>
+          <w:tcPr>
+            <w:tcW w:type="dxa" w:w="2339"/>
+          </w:tcPr>
+          <w:p>
+            <w:r>
+              <w:rPr>
+                <w:sz w:val="18"/>
+              </w:rPr>
+              <w:t>ΣE = ΣIR</w:t>
+            </w:r>
+          </w:p>
+        </w:tc>
+        <w:tc>
+          <w:tcPr>
+            <w:tcW w:type="dxa" w:w="2339"/>
+          </w:tcPr>
+          <w:p>
+            <w:r>
+              <w:rPr>
+                <w:sz w:val="18"/>
+              </w:rPr>
+              <w:t>Расчёт контуров измерительных цепей</w:t>
+            </w:r>
+          </w:p>
+        </w:tc>
+        <w:tc>
+          <w:tcPr>
+            <w:tcW w:type="dxa" w:w="2339"/>
+          </w:tcPr>
+          <w:p>
+            <w:r>
+              <w:rPr>
+                <w:sz w:val="18"/>
+              </w:rPr>
+              <w:t>Цепь термопары</w:t>
+            </w:r>
+          </w:p>
+        </w:tc>
+      </w:tr>
+      <w:tr>
+        <w:tc>
+          <w:tcPr>
+            <w:tcW w:type="dxa" w:w="2339"/>
+          </w:tcPr>
+          <w:p>
+            <w:r>
+              <w:rPr>
+                <w:sz w:val="18"/>
+              </w:rPr>
+              <w:t>Закон Джоуля-Ленца</w:t>
+            </w:r>
+          </w:p>
+        </w:tc>
+        <w:tc>
+          <w:tcPr>
+            <w:tcW w:type="dxa" w:w="2339"/>
+          </w:tcPr>
+          <w:p>
+            <w:r>
+              <w:rPr>
+                <w:sz w:val="18"/>
+              </w:rPr>
+              <w:t>Q = I²Rt</w:t>
+            </w:r>
+          </w:p>
+        </w:tc>
+        <w:tc>
+          <w:tcPr>
+            <w:tcW w:type="dxa" w:w="2339"/>
+          </w:tcPr>
+          <w:p>
+            <w:r>
+              <w:rPr>
+                <w:sz w:val="18"/>
+              </w:rPr>
+              <w:t>Расчёт нагрева проводников</w:t>
+            </w:r>
+          </w:p>
+        </w:tc>
+        <w:tc>
+          <w:tcPr>
+            <w:tcW w:type="dxa" w:w="2339"/>
+          </w:tcPr>
+          <w:p>
+            <w:r>
+              <w:rPr>
+                <w:sz w:val="18"/>
+              </w:rPr>
+              <w:t>Прогрузка автоматов</w:t>
+            </w:r>
+          </w:p>
+        </w:tc>
+      </w:tr>
+      <w:tr>
+        <w:tc>
+          <w:tcPr>
+            <w:tcW w:type="dxa" w:w="2339"/>
+          </w:tcPr>
+          <w:p>
+            <w:r>
+              <w:rPr>
+                <w:sz w:val="18"/>
+              </w:rPr>
+              <w:t>Закон Фарадея</w:t>
+            </w:r>
+          </w:p>
+        </w:tc>
+        <w:tc>
+          <w:tcPr>
+            <w:tcW w:type="dxa" w:w="2339"/>
+          </w:tcPr>
+          <w:p>
+            <w:r>
+              <w:rPr>
+                <w:sz w:val="18"/>
+              </w:rPr>
+              <w:t>E = -dΦ/dt</w:t>
+            </w:r>
+          </w:p>
+        </w:tc>
+        <w:tc>
+          <w:tcPr>
+            <w:tcW w:type="dxa" w:w="2339"/>
+          </w:tcPr>
+          <w:p>
+            <w:r>
+              <w:rPr>
+                <w:sz w:val="18"/>
+              </w:rPr>
+              <w:t>Принцип работы трансформаторов</w:t>
+            </w:r>
+          </w:p>
+        </w:tc>
+        <w:tc>
+          <w:tcPr>
+            <w:tcW w:type="dxa" w:w="2339"/>
+          </w:tcPr>
+          <w:p>
+            <w:r>
+              <w:rPr>
+                <w:sz w:val="18"/>
+              </w:rPr>
+              <w:t>ТТ, ТН в цепях КИПиА</w:t>
+            </w:r>
+          </w:p>
+        </w:tc>
+      </w:tr>
+    </w:tbl>
+    <w:p>
+      <w:pPr>
+        <w:jc w:val="center"/>
+      </w:pPr>
+      <w:r>
+        <w:rPr>
+          <w:b/>
+          <w:i w:val="0"/>
+          <w:sz w:val="20"/>
+        </w:rPr>
+        <w:t>Таблица 1. Основные законы электротехники для наладчика КИПиА</w:t>
+      </w:r>
+    </w:p>
+    <w:p/>
+    <w:p>
+      <w:pPr>
+        <w:jc w:val="center"/>
+      </w:pPr>
+      <w:r>
+        <w:drawing>
+          <wp:inline xmlns:a="http://schemas.openxmlformats.org/drawingml/2006/main" xmlns:pic="http://schemas.openxmlformats.org/drawingml/2006/picture">
+            <wp:extent cx="4572000" cy="2719153"/>
+            <wp:docPr id="1" name="Picture 1"/>
+            <wp:cNvGraphicFramePr>
+              <a:graphicFrameLocks noChangeAspect="1"/>
+            </wp:cNvGraphicFramePr>
+            <a:graphic>
+              <a:graphicData uri="http://schemas.openxmlformats.org/drawingml/2006/picture">
+                <pic:pic>
+                  <pic:nvPicPr>
+                    <pic:cNvPr id="0" name="kpk_op04.png"/>
+                    <pic:cNvPicPr/>
+                  </pic:nvPicPr>
+                  <pic:blipFill>
+                    <a:blip r:embed="rId9"/>
+                    <a:stretch>
+                      <a:fillRect/>
+                    </a:stretch>
+                  </pic:blipFill>
+                  <pic:spPr>
+                    <a:xfrm>
+                      <a:off x="0" y="0"/>
+                      <a:ext cx="4572000" cy="2719153"/>
+                    </a:xfrm>
+                    <a:prstGeom prst="rect"/>
+                  </pic:spPr>
+                </pic:pic>
+              </a:graphicData>
+            </a:graphic>
+          </wp:inline>
+        </w:drawing>
+      </w:r>
+    </w:p>
+    <w:p>
+      <w:pPr>
+        <w:jc w:val="center"/>
+      </w:pPr>
+      <w:r>
+        <w:rPr>
+          <w:b w:val="0"/>
+          <w:i/>
+          <w:sz w:val="20"/>
+        </w:rPr>
+        <w:t>Рисунок 1. Частотные характеристики цепи RLC</w:t>
       </w:r>
     </w:p>
     <w:p>
